--- a/تقرير-اجتماع-13-سبتمبر-2026.docx
+++ b/تقرير-اجتماع-13-سبتمبر-2026.docx
@@ -88,6 +88,13 @@
         </w:tc>
       </w:tr>
     </w:tbl>
+    <w:p>
+      <w:pPr>
+        <w:bidi/>
+        <w:spacing w:before="0" w:after="200" w:line="348" w:lineRule="auto"/>
+        <w:jc w:val="both"/>
+      </w:pPr>
+    </w:p>
     <w:p>
       <w:pPr>
         <w:bidi/>
